--- a/03_Outputs/final scripts/es/Module 8/8.1.0-es.docx
+++ b/03_Outputs/final scripts/es/Module 8/8.1.0-es.docx
@@ -29,7 +29,7 @@
     </w:p>
     <w:p>
       <w:r>
-        <w:t>Las tendencias son claras: el futuro de la energía requiere una política coordinada, innovación tecnológica y cooperación internacional. Acompáñanos mientras exploramos los desafíos y caminos hacia un sistema energético más limpio e inteligente.</w:t>
+        <w:t>Las tendencias son claras: el futuro de la energía requiere una política coordinada, innovación tecnológica y cooperación internacional. Quédate con nosotros mientras exploramos los desafíos y caminos hacia un sistema energético más limpio e inteligente.</w:t>
       </w:r>
     </w:p>
     <w:sectPr>
